--- a/위례AI코딩챌린지/01_운영계획서.docx
+++ b/위례AI코딩챌린지/01_운영계획서.docx
@@ -6430,7 +6430,7 @@
         <w:rPr>
           <w:rFonts w:ascii="맑은 고딕" w:cs="맑은 고딕" w:eastAsia="맑은 고딕" w:hAnsi="맑은 고딕"/>
         </w:rPr>
-        <w:t xml:space="preserve">소수 첫째 자리까지 반올림 (예: 좋아요 25개 → 25 ÷ 60 × 50 = 20.83… → 20.8점)</w:t>
+        <w:t xml:space="preserve">소수 첫째 자리까지 반올림 (예: 좋아요 31개 → 31 ÷ 60 × 50 = 25.83… → 25.8점)</w:t>
       </w:r>
     </w:p>
     <w:p>
@@ -6484,11 +6484,11 @@
         </w:tblBorders>
       </w:tblPr>
       <w:tblGrid>
-        <w:gridCol w:w="2500"/>
+        <w:gridCol w:w="2900"/>
         <w:gridCol w:w="1000"/>
-        <w:gridCol w:w="2400"/>
-        <w:gridCol w:w="1800"/>
-        <w:gridCol w:w="1938"/>
+        <w:gridCol w:w="2200"/>
+        <w:gridCol w:w="1700"/>
+        <w:gridCol w:w="1838"/>
       </w:tblGrid>
       <w:tr>
         <w:trPr>
@@ -6497,7 +6497,7 @@
         </w:trPr>
         <w:tc>
           <w:tcPr>
-            <w:tcW w:type="dxa" w:w="2500"/>
+            <w:tcW w:type="dxa" w:w="2900"/>
             <w:tcBorders>
               <w:top w:val="single" w:color="000000" w:sz="4"/>
               <w:left w:val="single" w:color="000000" w:sz="4"/>
@@ -6569,7 +6569,7 @@
         </w:tc>
         <w:tc>
           <w:tcPr>
-            <w:tcW w:type="dxa" w:w="2400"/>
+            <w:tcW w:type="dxa" w:w="2200"/>
             <w:tcBorders>
               <w:top w:val="single" w:color="000000" w:sz="4"/>
               <w:left w:val="single" w:color="000000" w:sz="4"/>
@@ -6605,7 +6605,7 @@
         </w:tc>
         <w:tc>
           <w:tcPr>
-            <w:tcW w:type="dxa" w:w="1800"/>
+            <w:tcW w:type="dxa" w:w="1700"/>
             <w:tcBorders>
               <w:top w:val="single" w:color="000000" w:sz="4"/>
               <w:left w:val="single" w:color="000000" w:sz="4"/>
@@ -6641,7 +6641,7 @@
         </w:tc>
         <w:tc>
           <w:tcPr>
-            <w:tcW w:type="dxa" w:w="1938"/>
+            <w:tcW w:type="dxa" w:w="1838"/>
             <w:tcBorders>
               <w:top w:val="single" w:color="000000" w:sz="4"/>
               <w:left w:val="single" w:color="000000" w:sz="4"/>
@@ -6683,7 +6683,7 @@
         </w:trPr>
         <w:tc>
           <w:tcPr>
-            <w:tcW w:type="dxa" w:w="2500"/>
+            <w:tcW w:type="dxa" w:w="2900"/>
             <w:tcBorders>
               <w:top w:val="single" w:color="000000" w:sz="4"/>
               <w:left w:val="single" w:color="000000" w:sz="4"/>
@@ -6710,7 +6710,7 @@
                 <w:sz w:val="18"/>
                 <w:szCs w:val="18"/>
               </w:rPr>
-              <w:t xml:space="preserve">A 작품(최다 좋아요)</w:t>
+              <w:t xml:space="preserve">각도 탐정 게임(최다 좋아요)</w:t>
             </w:r>
           </w:p>
         </w:tc>
@@ -6749,7 +6749,7 @@
         </w:tc>
         <w:tc>
           <w:tcPr>
-            <w:tcW w:type="dxa" w:w="2400"/>
+            <w:tcW w:type="dxa" w:w="2200"/>
             <w:tcBorders>
               <w:top w:val="single" w:color="000000" w:sz="4"/>
               <w:left w:val="single" w:color="000000" w:sz="4"/>
@@ -6782,7 +6782,7 @@
         </w:tc>
         <w:tc>
           <w:tcPr>
-            <w:tcW w:type="dxa" w:w="1800"/>
+            <w:tcW w:type="dxa" w:w="1700"/>
             <w:tcBorders>
               <w:top w:val="single" w:color="000000" w:sz="4"/>
               <w:left w:val="single" w:color="000000" w:sz="4"/>
@@ -6809,13 +6809,13 @@
                 <w:sz w:val="18"/>
                 <w:szCs w:val="18"/>
               </w:rPr>
-              <w:t xml:space="preserve">38.0</w:t>
-            </w:r>
-          </w:p>
-        </w:tc>
-        <w:tc>
-          <w:tcPr>
-            <w:tcW w:type="dxa" w:w="1938"/>
+              <w:t xml:space="preserve">46.67</w:t>
+            </w:r>
+          </w:p>
+        </w:tc>
+        <w:tc>
+          <w:tcPr>
+            <w:tcW w:type="dxa" w:w="1838"/>
             <w:tcBorders>
               <w:top w:val="single" w:color="000000" w:sz="4"/>
               <w:left w:val="single" w:color="000000" w:sz="4"/>
@@ -6842,7 +6842,7 @@
                 <w:sz w:val="18"/>
                 <w:szCs w:val="18"/>
               </w:rPr>
-              <w:t xml:space="preserve">88.0</w:t>
+              <w:t xml:space="preserve">96.67</w:t>
             </w:r>
           </w:p>
         </w:tc>
@@ -6854,7 +6854,7 @@
         </w:trPr>
         <w:tc>
           <w:tcPr>
-            <w:tcW w:type="dxa" w:w="2500"/>
+            <w:tcW w:type="dxa" w:w="2900"/>
             <w:tcBorders>
               <w:top w:val="single" w:color="000000" w:sz="4"/>
               <w:left w:val="single" w:color="000000" w:sz="4"/>
@@ -6881,7 +6881,7 @@
                 <w:sz w:val="18"/>
                 <w:szCs w:val="18"/>
               </w:rPr>
-              <w:t xml:space="preserve">각도 탐정 게임</w:t>
+              <w:t xml:space="preserve">우리나라 시·도 퀴즈</w:t>
             </w:r>
           </w:p>
         </w:tc>
@@ -6920,7 +6920,7 @@
         </w:tc>
         <w:tc>
           <w:tcPr>
-            <w:tcW w:type="dxa" w:w="2400"/>
+            <w:tcW w:type="dxa" w:w="2200"/>
             <w:tcBorders>
               <w:top w:val="single" w:color="000000" w:sz="4"/>
               <w:left w:val="single" w:color="000000" w:sz="4"/>
@@ -6953,7 +6953,7 @@
         </w:tc>
         <w:tc>
           <w:tcPr>
-            <w:tcW w:type="dxa" w:w="1800"/>
+            <w:tcW w:type="dxa" w:w="1700"/>
             <w:tcBorders>
               <w:top w:val="single" w:color="000000" w:sz="4"/>
               <w:left w:val="single" w:color="000000" w:sz="4"/>
@@ -6980,13 +6980,13 @@
                 <w:sz w:val="18"/>
                 <w:szCs w:val="18"/>
               </w:rPr>
-              <w:t xml:space="preserve">44.0</w:t>
-            </w:r>
-          </w:p>
-        </w:tc>
-        <w:tc>
-          <w:tcPr>
-            <w:tcW w:type="dxa" w:w="1938"/>
+              <w:t xml:space="preserve">40.67</w:t>
+            </w:r>
+          </w:p>
+        </w:tc>
+        <w:tc>
+          <w:tcPr>
+            <w:tcW w:type="dxa" w:w="1838"/>
             <w:tcBorders>
               <w:top w:val="single" w:color="000000" w:sz="4"/>
               <w:left w:val="single" w:color="000000" w:sz="4"/>
@@ -7013,7 +7013,7 @@
                 <w:sz w:val="18"/>
                 <w:szCs w:val="18"/>
               </w:rPr>
-              <w:t xml:space="preserve">79.0</w:t>
+              <w:t xml:space="preserve">75.67</w:t>
             </w:r>
           </w:p>
         </w:tc>
@@ -7025,33 +7025,33 @@
         </w:trPr>
         <w:tc>
           <w:tcPr>
-            <w:tcW w:type="dxa" w:w="2500"/>
-            <w:tcBorders>
-              <w:top w:val="single" w:color="000000" w:sz="4"/>
-              <w:left w:val="single" w:color="000000" w:sz="4"/>
-              <w:bottom w:val="single" w:color="000000" w:sz="4"/>
-              <w:right w:val="single" w:color="000000" w:sz="4"/>
-            </w:tcBorders>
-            <w:tcMar>
-              <w:top w:type="dxa" w:w="60"/>
-              <w:left w:type="dxa" w:w="100"/>
-              <w:bottom w:type="dxa" w:w="60"/>
-              <w:right w:type="dxa" w:w="100"/>
-            </w:tcMar>
-            <w:vAlign w:val="center"/>
-          </w:tcPr>
-          <w:p>
-            <w:pPr>
-              <w:spacing w:after="0" w:before="0" w:line="300"/>
-              <w:jc w:val="left"/>
-            </w:pPr>
-            <w:r>
-              <w:rPr>
-                <w:rFonts w:ascii="맑은 고딕" w:cs="맑은 고딕" w:eastAsia="맑은 고딕" w:hAnsi="맑은 고딕"/>
-                <w:sz w:val="18"/>
-                <w:szCs w:val="18"/>
-              </w:rPr>
-              <w:t xml:space="preserve">우리나라 시·도 퀴즈</w:t>
+            <w:tcW w:type="dxa" w:w="2900"/>
+            <w:tcBorders>
+              <w:top w:val="single" w:color="000000" w:sz="4"/>
+              <w:left w:val="single" w:color="000000" w:sz="4"/>
+              <w:bottom w:val="single" w:color="000000" w:sz="4"/>
+              <w:right w:val="single" w:color="000000" w:sz="4"/>
+            </w:tcBorders>
+            <w:tcMar>
+              <w:top w:type="dxa" w:w="60"/>
+              <w:left w:type="dxa" w:w="100"/>
+              <w:bottom w:type="dxa" w:w="60"/>
+              <w:right w:type="dxa" w:w="100"/>
+            </w:tcMar>
+            <w:vAlign w:val="center"/>
+          </w:tcPr>
+          <w:p>
+            <w:pPr>
+              <w:spacing w:after="0" w:before="0" w:line="300"/>
+              <w:jc w:val="left"/>
+            </w:pPr>
+            <w:r>
+              <w:rPr>
+                <w:rFonts w:ascii="맑은 고딕" w:cs="맑은 고딕" w:eastAsia="맑은 고딕" w:hAnsi="맑은 고딕"/>
+                <w:sz w:val="18"/>
+                <w:szCs w:val="18"/>
+              </w:rPr>
+              <w:t xml:space="preserve">지시약 색깔 실험실</w:t>
             </w:r>
           </w:p>
         </w:tc>
@@ -7083,108 +7083,133 @@
                 <w:sz w:val="18"/>
                 <w:szCs w:val="18"/>
               </w:rPr>
-              <w:t xml:space="preserve">25</w:t>
-            </w:r>
-          </w:p>
-        </w:tc>
-        <w:tc>
-          <w:tcPr>
-            <w:tcW w:type="dxa" w:w="2400"/>
-            <w:tcBorders>
-              <w:top w:val="single" w:color="000000" w:sz="4"/>
-              <w:left w:val="single" w:color="000000" w:sz="4"/>
-              <w:bottom w:val="single" w:color="000000" w:sz="4"/>
-              <w:right w:val="single" w:color="000000" w:sz="4"/>
-            </w:tcBorders>
-            <w:tcMar>
-              <w:top w:type="dxa" w:w="60"/>
-              <w:left w:type="dxa" w:w="100"/>
-              <w:bottom w:type="dxa" w:w="60"/>
-              <w:right w:type="dxa" w:w="100"/>
-            </w:tcMar>
-            <w:vAlign w:val="center"/>
-          </w:tcPr>
-          <w:p>
-            <w:pPr>
-              <w:spacing w:after="0" w:before="0" w:line="300"/>
-              <w:jc w:val="center"/>
-            </w:pPr>
-            <w:r>
-              <w:rPr>
-                <w:rFonts w:ascii="맑은 고딕" w:cs="맑은 고딕" w:eastAsia="맑은 고딕" w:hAnsi="맑은 고딕"/>
-                <w:sz w:val="18"/>
-                <w:szCs w:val="18"/>
-              </w:rPr>
-              <w:t xml:space="preserve">25÷60×50 = 20.8</w:t>
-            </w:r>
-          </w:p>
-        </w:tc>
-        <w:tc>
-          <w:tcPr>
-            <w:tcW w:type="dxa" w:w="1800"/>
-            <w:tcBorders>
-              <w:top w:val="single" w:color="000000" w:sz="4"/>
-              <w:left w:val="single" w:color="000000" w:sz="4"/>
-              <w:bottom w:val="single" w:color="000000" w:sz="4"/>
-              <w:right w:val="single" w:color="000000" w:sz="4"/>
-            </w:tcBorders>
-            <w:tcMar>
-              <w:top w:type="dxa" w:w="60"/>
-              <w:left w:type="dxa" w:w="100"/>
-              <w:bottom w:type="dxa" w:w="60"/>
-              <w:right w:type="dxa" w:w="100"/>
-            </w:tcMar>
-            <w:vAlign w:val="center"/>
-          </w:tcPr>
-          <w:p>
-            <w:pPr>
-              <w:spacing w:after="0" w:before="0" w:line="300"/>
-              <w:jc w:val="center"/>
-            </w:pPr>
-            <w:r>
-              <w:rPr>
-                <w:rFonts w:ascii="맑은 고딕" w:cs="맑은 고딕" w:eastAsia="맑은 고딕" w:hAnsi="맑은 고딕"/>
-                <w:sz w:val="18"/>
-                <w:szCs w:val="18"/>
-              </w:rPr>
-              <w:t xml:space="preserve">41.0</w:t>
-            </w:r>
-          </w:p>
-        </w:tc>
-        <w:tc>
-          <w:tcPr>
-            <w:tcW w:type="dxa" w:w="1938"/>
-            <w:tcBorders>
-              <w:top w:val="single" w:color="000000" w:sz="4"/>
-              <w:left w:val="single" w:color="000000" w:sz="4"/>
-              <w:bottom w:val="single" w:color="000000" w:sz="4"/>
-              <w:right w:val="single" w:color="000000" w:sz="4"/>
-            </w:tcBorders>
-            <w:tcMar>
-              <w:top w:type="dxa" w:w="60"/>
-              <w:left w:type="dxa" w:w="100"/>
-              <w:bottom w:type="dxa" w:w="60"/>
-              <w:right w:type="dxa" w:w="100"/>
-            </w:tcMar>
-            <w:vAlign w:val="center"/>
-          </w:tcPr>
-          <w:p>
-            <w:pPr>
-              <w:spacing w:after="0" w:before="0" w:line="300"/>
-              <w:jc w:val="center"/>
-            </w:pPr>
-            <w:r>
-              <w:rPr>
-                <w:rFonts w:ascii="맑은 고딕" w:cs="맑은 고딕" w:eastAsia="맑은 고딕" w:hAnsi="맑은 고딕"/>
-                <w:sz w:val="18"/>
-                <w:szCs w:val="18"/>
-              </w:rPr>
-              <w:t xml:space="preserve">61.8</w:t>
+              <w:t xml:space="preserve">31</w:t>
+            </w:r>
+          </w:p>
+        </w:tc>
+        <w:tc>
+          <w:tcPr>
+            <w:tcW w:type="dxa" w:w="2200"/>
+            <w:tcBorders>
+              <w:top w:val="single" w:color="000000" w:sz="4"/>
+              <w:left w:val="single" w:color="000000" w:sz="4"/>
+              <w:bottom w:val="single" w:color="000000" w:sz="4"/>
+              <w:right w:val="single" w:color="000000" w:sz="4"/>
+            </w:tcBorders>
+            <w:tcMar>
+              <w:top w:type="dxa" w:w="60"/>
+              <w:left w:type="dxa" w:w="100"/>
+              <w:bottom w:type="dxa" w:w="60"/>
+              <w:right w:type="dxa" w:w="100"/>
+            </w:tcMar>
+            <w:vAlign w:val="center"/>
+          </w:tcPr>
+          <w:p>
+            <w:pPr>
+              <w:spacing w:after="0" w:before="0" w:line="300"/>
+              <w:jc w:val="center"/>
+            </w:pPr>
+            <w:r>
+              <w:rPr>
+                <w:rFonts w:ascii="맑은 고딕" w:cs="맑은 고딕" w:eastAsia="맑은 고딕" w:hAnsi="맑은 고딕"/>
+                <w:sz w:val="18"/>
+                <w:szCs w:val="18"/>
+              </w:rPr>
+              <w:t xml:space="preserve">31÷60×50 = 25.8</w:t>
+            </w:r>
+          </w:p>
+        </w:tc>
+        <w:tc>
+          <w:tcPr>
+            <w:tcW w:type="dxa" w:w="1700"/>
+            <w:tcBorders>
+              <w:top w:val="single" w:color="000000" w:sz="4"/>
+              <w:left w:val="single" w:color="000000" w:sz="4"/>
+              <w:bottom w:val="single" w:color="000000" w:sz="4"/>
+              <w:right w:val="single" w:color="000000" w:sz="4"/>
+            </w:tcBorders>
+            <w:tcMar>
+              <w:top w:type="dxa" w:w="60"/>
+              <w:left w:type="dxa" w:w="100"/>
+              <w:bottom w:type="dxa" w:w="60"/>
+              <w:right w:type="dxa" w:w="100"/>
+            </w:tcMar>
+            <w:vAlign w:val="center"/>
+          </w:tcPr>
+          <w:p>
+            <w:pPr>
+              <w:spacing w:after="0" w:before="0" w:line="300"/>
+              <w:jc w:val="center"/>
+            </w:pPr>
+            <w:r>
+              <w:rPr>
+                <w:rFonts w:ascii="맑은 고딕" w:cs="맑은 고딕" w:eastAsia="맑은 고딕" w:hAnsi="맑은 고딕"/>
+                <w:sz w:val="18"/>
+                <w:szCs w:val="18"/>
+              </w:rPr>
+              <w:t xml:space="preserve">38.33</w:t>
+            </w:r>
+          </w:p>
+        </w:tc>
+        <w:tc>
+          <w:tcPr>
+            <w:tcW w:type="dxa" w:w="1838"/>
+            <w:tcBorders>
+              <w:top w:val="single" w:color="000000" w:sz="4"/>
+              <w:left w:val="single" w:color="000000" w:sz="4"/>
+              <w:bottom w:val="single" w:color="000000" w:sz="4"/>
+              <w:right w:val="single" w:color="000000" w:sz="4"/>
+            </w:tcBorders>
+            <w:tcMar>
+              <w:top w:type="dxa" w:w="60"/>
+              <w:left w:type="dxa" w:w="100"/>
+              <w:bottom w:type="dxa" w:w="60"/>
+              <w:right w:type="dxa" w:w="100"/>
+            </w:tcMar>
+            <w:vAlign w:val="center"/>
+          </w:tcPr>
+          <w:p>
+            <w:pPr>
+              <w:spacing w:after="0" w:before="0" w:line="300"/>
+              <w:jc w:val="center"/>
+            </w:pPr>
+            <w:r>
+              <w:rPr>
+                <w:rFonts w:ascii="맑은 고딕" w:cs="맑은 고딕" w:eastAsia="맑은 고딕" w:hAnsi="맑은 고딕"/>
+                <w:sz w:val="18"/>
+                <w:szCs w:val="18"/>
+              </w:rPr>
+              <w:t xml:space="preserve">64.13</w:t>
             </w:r>
           </w:p>
         </w:tc>
       </w:tr>
     </w:tbl>
+    <w:p>
+      <w:pPr>
+        <w:spacing w:after="60" w:before="40" w:line="300"/>
+        <w:ind w:left="600" w:hanging="300"/>
+        <w:jc w:val="left"/>
+      </w:pPr>
+      <w:r>
+        <w:rPr>
+          <w:rFonts w:ascii="맑은 고딕" w:cs="맑은 고딕" w:eastAsia="맑은 고딕" w:hAnsi="맑은 고딕"/>
+          <w:color w:val="444444"/>
+          <w:sz w:val="18"/>
+          <w:szCs w:val="18"/>
+        </w:rPr>
+        <w:t xml:space="preserve">※ </w:t>
+      </w:r>
+      <w:r>
+        <w:rPr>
+          <w:rFonts w:ascii="맑은 고딕" w:cs="맑은 고딕" w:eastAsia="맑은 고딕" w:hAnsi="맑은 고딕"/>
+          <w:color w:val="444444"/>
+          <w:sz w:val="18"/>
+          <w:szCs w:val="18"/>
+        </w:rPr>
+        <w:t xml:space="preserve">업무팀 심사 점수는 심사위원 3명 점수의 평균(소수 둘째 자리까지). 표의 값은 점수 합산 엑셀(심사표 및 투표 합산)의 예시 데이터와 같음</w:t>
+      </w:r>
+    </w:p>
     <w:p>
       <w:pPr>
         <w:spacing w:after="60" w:before="100" w:line="300"/>
